--- a/docassemble/SmartDocx_sr/data/templates/legal-services-agreement_en-sr.docx
+++ b/docassemble/SmartDocx_sr/data/templates/legal-services-agreement_en-sr.docx
@@ -100,7 +100,7 @@
                 <w:szCs w:val="20"/>
                 <w:lang w:val="sr-Latn-RS"/>
               </w:rPr>
-              <w:t xml:space="preserve">{{ </w:t>
+              <w:t xml:space="preserve">{{ lsa_lawyer_individual }}</w:t>
             </w:r>
             <w:r>
               <w:rPr>
@@ -110,7 +110,7 @@
                 <w:szCs w:val="20"/>
                 <w:lang w:val="sr-Latn-RS"/>
               </w:rPr>
-              <w:t xml:space="preserve">lsa_</w:t>
+              <w:t xml:space="preserve"/>
             </w:r>
             <w:r>
               <w:rPr>
@@ -120,7 +120,7 @@
                 <w:szCs w:val="20"/>
                 <w:lang w:val="sr-Latn-RS"/>
               </w:rPr>
-              <w:t xml:space="preserve">l</w:t>
+              <w:t xml:space="preserve"/>
             </w:r>
             <w:r>
               <w:rPr>
@@ -130,7 +130,7 @@
                 <w:szCs w:val="20"/>
                 <w:lang w:val="sr-Latn-RS"/>
               </w:rPr>
-              <w:t xml:space="preserve">awyer</w:t>
+              <w:t xml:space="preserve"/>
             </w:r>
             <w:r>
               <w:rPr>
@@ -140,7 +140,7 @@
                 <w:szCs w:val="20"/>
                 <w:lang w:val="sr-Latn-RS"/>
               </w:rPr>
-              <w:t xml:space="preserve">_individu</w:t>
+              <w:t xml:space="preserve"/>
             </w:r>
             <w:r>
               <w:rPr>
@@ -150,7 +150,7 @@
                 <w:szCs w:val="20"/>
                 <w:lang w:val="sr-Latn-RS"/>
               </w:rPr>
-              <w:t xml:space="preserve">a</w:t>
+              <w:t xml:space="preserve"/>
             </w:r>
             <w:r>
               <w:rPr>
@@ -160,7 +160,7 @@
                 <w:szCs w:val="20"/>
                 <w:lang w:val="sr-Latn-RS"/>
               </w:rPr>
-              <w:t xml:space="preserve">l</w:t>
+              <w:t xml:space="preserve"/>
             </w:r>
             <w:r>
               <w:rPr>
@@ -170,7 +170,7 @@
                 <w:szCs w:val="20"/>
                 <w:lang w:val="sr-Latn-RS"/>
               </w:rPr>
-              <w:t xml:space="preserve"> }}:</w:t>
+              <w:t xml:space="preserve">:</w:t>
             </w:r>
             <w:r>
               <w:rPr>
@@ -190,7 +190,7 @@
                 <w:szCs w:val="20"/>
                 <w:lang w:val="sr-Latn-RS"/>
               </w:rPr>
-              <w:t xml:space="preserve">{{ </w:t>
+              <w:t xml:space="preserve">{{ lsa_lawyer_address }}</w:t>
             </w:r>
             <w:r>
               <w:rPr>
@@ -200,7 +200,7 @@
                 <w:szCs w:val="20"/>
                 <w:lang w:val="sr-Latn-RS"/>
               </w:rPr>
-              <w:t xml:space="preserve">lsa_</w:t>
+              <w:t xml:space="preserve"/>
             </w:r>
             <w:r>
               <w:rPr>
@@ -210,7 +210,7 @@
                 <w:szCs w:val="20"/>
                 <w:lang w:val="sr-Latn-RS"/>
               </w:rPr>
-              <w:t xml:space="preserve">lawyer_</w:t>
+              <w:t xml:space="preserve"/>
             </w:r>
             <w:r>
               <w:rPr>
@@ -220,7 +220,7 @@
                 <w:szCs w:val="20"/>
                 <w:lang w:val="sr-Latn-RS"/>
               </w:rPr>
-              <w:t xml:space="preserve">address</w:t>
+              <w:t xml:space="preserve"/>
             </w:r>
             <w:r>
               <w:rPr>
@@ -230,7 +230,7 @@
                 <w:szCs w:val="20"/>
                 <w:lang w:val="sr-Latn-RS"/>
               </w:rPr>
-              <w:t xml:space="preserve"> }}:</w:t>
+              <w:t xml:space="preserve">:</w:t>
             </w:r>
             <w:r>
               <w:rPr>
@@ -323,7 +323,7 @@
                 <w:szCs w:val="20"/>
                 <w:lang w:val="sr-Cyrl-RS"/>
               </w:rPr>
-              <w:t xml:space="preserve">{{ </w:t>
+              <w:t xml:space="preserve">{{ lsa_client_individual }}</w:t>
             </w:r>
             <w:r>
               <w:rPr>
@@ -331,7 +331,7 @@
                 <w:sz w:val="20"/>
                 <w:szCs w:val="20"/>
               </w:rPr>
-              <w:t xml:space="preserve">lsa</w:t>
+              <w:t xml:space="preserve"/>
             </w:r>
             <w:r>
               <w:rPr>
@@ -339,7 +339,7 @@
                 <w:sz w:val="20"/>
                 <w:szCs w:val="20"/>
               </w:rPr>
-              <w:t xml:space="preserve">_</w:t>
+              <w:t xml:space="preserve"/>
             </w:r>
             <w:r>
               <w:rPr>
@@ -348,7 +348,7 @@
                 <w:szCs w:val="20"/>
                 <w:lang w:val="sr-Latn-RS"/>
               </w:rPr>
-              <w:t xml:space="preserve">clien</w:t>
+              <w:t xml:space="preserve"/>
             </w:r>
             <w:r>
               <w:rPr>
@@ -357,7 +357,7 @@
                 <w:szCs w:val="20"/>
                 <w:lang w:val="sr-Latn-RS"/>
               </w:rPr>
-              <w:t xml:space="preserve">t</w:t>
+              <w:t xml:space="preserve"/>
             </w:r>
             <w:r>
               <w:rPr>
@@ -366,7 +366,7 @@
                 <w:szCs w:val="20"/>
                 <w:lang w:val="sr-Latn-RS"/>
               </w:rPr>
-              <w:t xml:space="preserve">_individual</w:t>
+              <w:t xml:space="preserve"/>
             </w:r>
             <w:r>
               <w:rPr>
@@ -375,7 +375,7 @@
                 <w:szCs w:val="20"/>
                 <w:lang w:val="sr-Cyrl-RS"/>
               </w:rPr>
-              <w:t xml:space="preserve"> }}: {{ </w:t>
+              <w:t xml:space="preserve">: {{ lsa_client_address }}</w:t>
             </w:r>
             <w:r>
               <w:rPr>
@@ -383,7 +383,7 @@
                 <w:sz w:val="20"/>
                 <w:szCs w:val="20"/>
               </w:rPr>
-              <w:t xml:space="preserve">lsa</w:t>
+              <w:t xml:space="preserve"/>
             </w:r>
             <w:r>
               <w:rPr>
@@ -391,7 +391,7 @@
                 <w:sz w:val="20"/>
                 <w:szCs w:val="20"/>
               </w:rPr>
-              <w:t xml:space="preserve">_</w:t>
+              <w:t xml:space="preserve"/>
             </w:r>
             <w:r>
               <w:rPr>
@@ -400,7 +400,7 @@
                 <w:szCs w:val="20"/>
                 <w:lang w:val="sr-Latn-RS"/>
               </w:rPr>
-              <w:t xml:space="preserve">client_</w:t>
+              <w:t xml:space="preserve"/>
             </w:r>
             <w:r>
               <w:rPr>
@@ -409,7 +409,7 @@
                 <w:szCs w:val="20"/>
                 <w:lang w:val="sr-Latn-RS"/>
               </w:rPr>
-              <w:t xml:space="preserve">address</w:t>
+              <w:t xml:space="preserve"/>
             </w:r>
             <w:r>
               <w:rPr>
@@ -418,7 +418,7 @@
                 <w:szCs w:val="20"/>
                 <w:lang w:val="sr-Cyrl-RS"/>
               </w:rPr>
-              <w:t xml:space="preserve"> }}:</w:t>
+              <w:t xml:space="preserve">:</w:t>
             </w:r>
             <w:r>
               <w:rPr>
@@ -1139,7 +1139,7 @@
                 <w:szCs w:val="20"/>
                 <w:lang w:val="sr-Latn-RS"/>
               </w:rPr>
-              <w:t xml:space="preserve">{{ </w:t>
+              <w:t xml:space="preserve">{{ lsa_fee_amount }}</w:t>
             </w:r>
             <w:r>
               <w:rPr>
@@ -1149,7 +1149,7 @@
                 <w:szCs w:val="20"/>
                 <w:lang w:val="sr-Latn-RS"/>
               </w:rPr>
-              <w:t xml:space="preserve">lsa</w:t>
+              <w:t xml:space="preserve"/>
             </w:r>
             <w:r>
               <w:rPr>
@@ -1159,7 +1159,7 @@
                 <w:szCs w:val="20"/>
                 <w:lang w:val="sr-Latn-RS"/>
               </w:rPr>
-              <w:t xml:space="preserve">_</w:t>
+              <w:t xml:space="preserve"/>
             </w:r>
             <w:r>
               <w:rPr>
@@ -1168,7 +1168,7 @@
                 <w:szCs w:val="20"/>
                 <w:lang w:val="ru-RU"/>
               </w:rPr>
-              <w:t xml:space="preserve">fee_amount</w:t>
+              <w:t xml:space="preserve"/>
             </w:r>
             <w:r>
               <w:rPr>
@@ -1177,7 +1177,7 @@
                 <w:szCs w:val="20"/>
                 <w:lang w:val="ru-RU"/>
               </w:rPr>
-              <w:t xml:space="preserve"> }} </w:t>
+              <w:t xml:space="preserve"> </w:t>
             </w:r>
             <w:r>
               <w:rPr>
@@ -1854,7 +1854,7 @@
                 <w:szCs w:val="20"/>
                 <w:lang w:val="sr-Latn-RS"/>
               </w:rPr>
-              <w:t xml:space="preserve">{{ </w:t>
+              <w:t xml:space="preserve">{{ lsa_lawyer_individual }}</w:t>
             </w:r>
             <w:r>
               <w:rPr>
@@ -1864,7 +1864,7 @@
                 <w:szCs w:val="20"/>
                 <w:lang w:val="sr-Latn-RS"/>
               </w:rPr>
-              <w:t xml:space="preserve">lsa_</w:t>
+              <w:t xml:space="preserve"/>
             </w:r>
             <w:r>
               <w:rPr>
@@ -1874,7 +1874,7 @@
                 <w:szCs w:val="20"/>
                 <w:lang w:val="sr-Latn-RS"/>
               </w:rPr>
-              <w:t xml:space="preserve">lawyer</w:t>
+              <w:t xml:space="preserve"/>
             </w:r>
             <w:r>
               <w:rPr>
@@ -1884,7 +1884,7 @@
                 <w:szCs w:val="20"/>
                 <w:lang w:val="sr-Latn-RS"/>
               </w:rPr>
-              <w:t xml:space="preserve">_individual</w:t>
+              <w:t xml:space="preserve"/>
             </w:r>
             <w:r>
               <w:rPr>
@@ -1894,7 +1894,7 @@
                 <w:szCs w:val="20"/>
                 <w:lang w:val="sr-Latn-RS"/>
               </w:rPr>
-              <w:t xml:space="preserve"> }}:</w:t>
+              <w:t xml:space="preserve">:</w:t>
             </w:r>
             <w:r>
               <w:rPr>
@@ -1914,7 +1914,7 @@
                 <w:szCs w:val="20"/>
                 <w:lang w:val="sr-Latn-RS"/>
               </w:rPr>
-              <w:t xml:space="preserve">{{ </w:t>
+              <w:t xml:space="preserve">{{ lsa_lawyer_address }}</w:t>
             </w:r>
             <w:r>
               <w:rPr>
@@ -1924,7 +1924,7 @@
                 <w:szCs w:val="20"/>
                 <w:lang w:val="sr-Latn-RS"/>
               </w:rPr>
-              <w:t xml:space="preserve">lsa_</w:t>
+              <w:t xml:space="preserve"/>
             </w:r>
             <w:r>
               <w:rPr>
@@ -1934,7 +1934,7 @@
                 <w:szCs w:val="20"/>
                 <w:lang w:val="sr-Latn-RS"/>
               </w:rPr>
-              <w:t xml:space="preserve">lawyer_</w:t>
+              <w:t xml:space="preserve"/>
             </w:r>
             <w:r>
               <w:rPr>
@@ -1944,7 +1944,7 @@
                 <w:szCs w:val="20"/>
                 <w:lang w:val="sr-Latn-RS"/>
               </w:rPr>
-              <w:t xml:space="preserve">address</w:t>
+              <w:t xml:space="preserve"/>
             </w:r>
             <w:r>
               <w:rPr>
@@ -1954,7 +1954,7 @@
                 <w:szCs w:val="20"/>
                 <w:lang w:val="sr-Latn-RS"/>
               </w:rPr>
-              <w:t xml:space="preserve"> }}:</w:t>
+              <w:t xml:space="preserve">:</w:t>
             </w:r>
             <w:r>
               <w:rPr>
@@ -2046,7 +2046,7 @@
                 <w:sz w:val="20"/>
                 <w:szCs w:val="20"/>
               </w:rPr>
-              <w:t xml:space="preserve">{{ </w:t>
+              <w:t xml:space="preserve">{{ lsa_client_individual }}</w:t>
             </w:r>
             <w:r>
               <w:rPr>
@@ -2054,7 +2054,7 @@
                 <w:sz w:val="20"/>
                 <w:szCs w:val="20"/>
               </w:rPr>
-              <w:t xml:space="preserve">lsa</w:t>
+              <w:t xml:space="preserve"/>
             </w:r>
             <w:r>
               <w:rPr>
@@ -2062,7 +2062,7 @@
                 <w:sz w:val="20"/>
                 <w:szCs w:val="20"/>
               </w:rPr>
-              <w:t xml:space="preserve">_</w:t>
+              <w:t xml:space="preserve"/>
             </w:r>
             <w:r>
               <w:rPr>
@@ -2071,7 +2071,7 @@
                 <w:szCs w:val="20"/>
                 <w:lang w:val="sr-Latn-RS"/>
               </w:rPr>
-              <w:t xml:space="preserve">client</w:t>
+              <w:t xml:space="preserve"/>
             </w:r>
             <w:r>
               <w:rPr>
@@ -2080,7 +2080,7 @@
                 <w:szCs w:val="20"/>
                 <w:lang w:val="sr-Latn-RS"/>
               </w:rPr>
-              <w:t xml:space="preserve">_indivi</w:t>
+              <w:t xml:space="preserve"/>
             </w:r>
             <w:r>
               <w:rPr>
@@ -2089,7 +2089,7 @@
                 <w:szCs w:val="20"/>
                 <w:lang w:val="sr-Latn-RS"/>
               </w:rPr>
-              <w:t xml:space="preserve">d</w:t>
+              <w:t xml:space="preserve"/>
             </w:r>
             <w:r>
               <w:rPr>
@@ -2098,7 +2098,7 @@
                 <w:szCs w:val="20"/>
                 <w:lang w:val="sr-Latn-RS"/>
               </w:rPr>
-              <w:t xml:space="preserve">ual</w:t>
+              <w:t xml:space="preserve"/>
             </w:r>
             <w:r>
               <w:rPr>
@@ -2106,7 +2106,7 @@
                 <w:sz w:val="20"/>
                 <w:szCs w:val="20"/>
               </w:rPr>
-              <w:t xml:space="preserve"> }}:</w:t>
+              <w:t xml:space="preserve">:</w:t>
             </w:r>
             <w:r>
               <w:rPr>
@@ -2122,7 +2122,7 @@
                 <w:sz w:val="20"/>
                 <w:szCs w:val="20"/>
               </w:rPr>
-              <w:t xml:space="preserve">{{ </w:t>
+              <w:t xml:space="preserve">{{ lsa_client_address }}</w:t>
             </w:r>
             <w:r>
               <w:rPr>
@@ -2130,7 +2130,7 @@
                 <w:sz w:val="20"/>
                 <w:szCs w:val="20"/>
               </w:rPr>
-              <w:t xml:space="preserve">lsa</w:t>
+              <w:t xml:space="preserve"/>
             </w:r>
             <w:r>
               <w:rPr>
@@ -2138,7 +2138,7 @@
                 <w:sz w:val="20"/>
                 <w:szCs w:val="20"/>
               </w:rPr>
-              <w:t xml:space="preserve">_</w:t>
+              <w:t xml:space="preserve"/>
             </w:r>
             <w:r>
               <w:rPr>
@@ -2147,7 +2147,7 @@
                 <w:szCs w:val="20"/>
                 <w:lang w:val="sr-Latn-RS"/>
               </w:rPr>
-              <w:t xml:space="preserve">client_</w:t>
+              <w:t xml:space="preserve"/>
             </w:r>
             <w:r>
               <w:rPr>
@@ -2156,7 +2156,7 @@
                 <w:szCs w:val="20"/>
                 <w:lang w:val="sr-Latn-RS"/>
               </w:rPr>
-              <w:t xml:space="preserve">address</w:t>
+              <w:t xml:space="preserve"/>
             </w:r>
             <w:r>
               <w:rPr>
@@ -2164,7 +2164,7 @@
                 <w:sz w:val="20"/>
                 <w:szCs w:val="20"/>
               </w:rPr>
-              <w:t xml:space="preserve"> }}:</w:t>
+              <w:t xml:space="preserve">:</w:t>
             </w:r>
             <w:r>
               <w:rPr>
@@ -2903,7 +2903,7 @@
                 <w:szCs w:val="20"/>
                 <w:lang w:val="sr-Latn-RS"/>
               </w:rPr>
-              <w:t xml:space="preserve">{{ </w:t>
+              <w:t xml:space="preserve">{{ lsa_fee_amount }}</w:t>
             </w:r>
             <w:r>
               <w:rPr>
@@ -2913,7 +2913,7 @@
                 <w:szCs w:val="20"/>
                 <w:lang w:val="sr-Latn-RS"/>
               </w:rPr>
-              <w:t xml:space="preserve">lsa</w:t>
+              <w:t xml:space="preserve"/>
             </w:r>
             <w:r>
               <w:rPr>
@@ -2923,7 +2923,7 @@
                 <w:szCs w:val="20"/>
                 <w:lang w:val="sr-Latn-RS"/>
               </w:rPr>
-              <w:t xml:space="preserve">_</w:t>
+              <w:t xml:space="preserve"/>
             </w:r>
             <w:r>
               <w:rPr>
@@ -2931,7 +2931,7 @@
                 <w:sz w:val="20"/>
                 <w:szCs w:val="20"/>
               </w:rPr>
-              <w:t xml:space="preserve">fee_amount</w:t>
+              <w:t xml:space="preserve"/>
             </w:r>
             <w:r>
               <w:rPr>
@@ -2939,7 +2939,7 @@
                 <w:sz w:val="20"/>
                 <w:szCs w:val="20"/>
               </w:rPr>
-              <w:t xml:space="preserve"> </w:t>
+              <w:t xml:space="preserve"/>
             </w:r>
             <w:r>
               <w:rPr>
@@ -2947,7 +2947,7 @@
                 <w:sz w:val="20"/>
                 <w:szCs w:val="20"/>
               </w:rPr>
-              <w:t xml:space="preserve">}}</w:t>
+              <w:t xml:space="preserve"/>
             </w:r>
             <w:r>
               <w:rPr>
@@ -4310,7 +4310,7 @@
           <w:szCs w:val="20"/>
           <w:lang w:val="sr-Latn-RS"/>
         </w:rPr>
-        <w:t xml:space="preserve">{{ </w:t>
+        <w:t xml:space="preserve">{{ lsa_date_signed }}</w:t>
       </w:r>
       <w:r>
         <w:rPr>
@@ -4320,7 +4320,7 @@
           <w:szCs w:val="20"/>
           <w:lang w:val="sr-Latn-RS"/>
         </w:rPr>
-        <w:t xml:space="preserve">lsa_</w:t>
+        <w:t xml:space="preserve"/>
       </w:r>
       <w:r>
         <w:rPr>
@@ -4330,7 +4330,7 @@
           <w:szCs w:val="20"/>
           <w:lang w:val="sr-Latn-RS"/>
         </w:rPr>
-        <w:t xml:space="preserve">date_signed</w:t>
+        <w:t xml:space="preserve"/>
       </w:r>
       <w:r>
         <w:rPr>
@@ -4340,7 +4340,7 @@
           <w:szCs w:val="20"/>
           <w:lang w:val="sr-Latn-RS"/>
         </w:rPr>
-        <w:t xml:space="preserve"> </w:t>
+        <w:t xml:space="preserve"/>
       </w:r>
       <w:r>
         <w:rPr>
@@ -4350,7 +4350,7 @@
           <w:szCs w:val="20"/>
           <w:lang w:val="sr-Latn-RS"/>
         </w:rPr>
-        <w:t xml:space="preserve">}}:</w:t>
+        <w:t xml:space="preserve">:</w:t>
       </w:r>
       <w:r>
         <w:rPr>
@@ -4425,7 +4425,7 @@
           <w:szCs w:val="20"/>
           <w:lang w:val="sr-Latn-RS"/>
         </w:rPr>
-        <w:t xml:space="preserve">{{ </w:t>
+        <w:t xml:space="preserve">{{ lsa_client_individual }}</w:t>
       </w:r>
       <w:r>
         <w:rPr>
@@ -4435,7 +4435,7 @@
           <w:szCs w:val="20"/>
           <w:lang w:val="sr-Latn-RS"/>
         </w:rPr>
-        <w:t xml:space="preserve">lsa_</w:t>
+        <w:t xml:space="preserve"/>
       </w:r>
       <w:r>
         <w:rPr>
@@ -4445,7 +4445,7 @@
           <w:szCs w:val="20"/>
           <w:lang w:val="sr-Latn-RS"/>
         </w:rPr>
-        <w:t xml:space="preserve">client</w:t>
+        <w:t xml:space="preserve"/>
       </w:r>
       <w:r>
         <w:rPr>
@@ -4455,7 +4455,7 @@
           <w:szCs w:val="20"/>
           <w:lang w:val="sr-Latn-RS"/>
         </w:rPr>
-        <w:t xml:space="preserve">_individual</w:t>
+        <w:t xml:space="preserve"/>
       </w:r>
       <w:r>
         <w:rPr>
@@ -4465,7 +4465,7 @@
           <w:szCs w:val="20"/>
           <w:lang w:val="sr-Latn-RS"/>
         </w:rPr>
-        <w:t xml:space="preserve"> }}:</w:t>
+        <w:t xml:space="preserve">:</w:t>
       </w:r>
       <w:r>
         <w:rPr>
@@ -4522,7 +4522,7 @@
           <w:sz w:val="20"/>
           <w:szCs w:val="20"/>
         </w:rPr>
-        <w:t xml:space="preserve">{{ </w:t>
+        <w:t xml:space="preserve">{{ lsa_client_signature }}</w:t>
       </w:r>
       <w:r>
         <w:rPr>
@@ -4531,7 +4531,7 @@
           <w:sz w:val="20"/>
           <w:szCs w:val="20"/>
         </w:rPr>
-        <w:t xml:space="preserve">lsa</w:t>
+        <w:t xml:space="preserve"/>
       </w:r>
       <w:r>
         <w:rPr>
@@ -4540,7 +4540,7 @@
           <w:sz w:val="20"/>
           <w:szCs w:val="20"/>
         </w:rPr>
-        <w:t xml:space="preserve">_</w:t>
+        <w:t xml:space="preserve"/>
       </w:r>
       <w:r>
         <w:rPr>
@@ -4549,7 +4549,7 @@
           <w:sz w:val="20"/>
           <w:szCs w:val="20"/>
         </w:rPr>
-        <w:t xml:space="preserve">client_signature</w:t>
+        <w:t xml:space="preserve"/>
       </w:r>
       <w:r>
         <w:rPr>
@@ -4560,7 +4560,7 @@
           <w:sz w:val="20"/>
           <w:szCs w:val="20"/>
         </w:rPr>
-        <w:t xml:space="preserve"> }}</w:t>
+        <w:t xml:space="preserve"/>
       </w:r>
       <w:r>
         <w:rPr>
@@ -4708,7 +4708,7 @@
           <w:szCs w:val="20"/>
           <w:lang w:val="sr-Latn-RS"/>
         </w:rPr>
-        <w:t xml:space="preserve">{{ </w:t>
+        <w:t xml:space="preserve">{{ lsa_lawyer_individual }}</w:t>
       </w:r>
       <w:r>
         <w:rPr>
@@ -4718,7 +4718,7 @@
           <w:szCs w:val="20"/>
           <w:lang w:val="sr-Latn-RS"/>
         </w:rPr>
-        <w:t xml:space="preserve">lsa_</w:t>
+        <w:t xml:space="preserve"/>
       </w:r>
       <w:r>
         <w:rPr>
@@ -4728,7 +4728,7 @@
           <w:szCs w:val="20"/>
           <w:lang w:val="sr-Latn-RS"/>
         </w:rPr>
-        <w:t xml:space="preserve">lawyer</w:t>
+        <w:t xml:space="preserve"/>
       </w:r>
       <w:r>
         <w:rPr>
@@ -4738,7 +4738,7 @@
           <w:szCs w:val="20"/>
           <w:lang w:val="sr-Latn-RS"/>
         </w:rPr>
-        <w:t xml:space="preserve">_individual</w:t>
+        <w:t xml:space="preserve"/>
       </w:r>
       <w:r>
         <w:rPr>
@@ -4748,7 +4748,7 @@
           <w:szCs w:val="20"/>
           <w:lang w:val="sr-Latn-RS"/>
         </w:rPr>
-        <w:t xml:space="preserve"> }}:</w:t>
+        <w:t xml:space="preserve">:</w:t>
       </w:r>
       <w:r>
         <w:rPr>

--- a/docassemble/SmartDocx_sr/data/templates/legal-services-agreement_en-sr.docx
+++ b/docassemble/SmartDocx_sr/data/templates/legal-services-agreement_en-sr.docx
@@ -4901,65 +4901,7 @@
 
 <file path=word/footer1.xml><?xml version="1.0" encoding="utf-8"?>
 <w:ftr xmlns:wpc="http://schemas.microsoft.com/office/word/2010/wordprocessingCanvas" xmlns:mc="http://schemas.openxmlformats.org/markup-compatibility/2006" xmlns:o="urn:schemas-microsoft-com:office:office" xmlns:r="http://schemas.openxmlformats.org/officeDocument/2006/relationships" xmlns:m="http://schemas.openxmlformats.org/officeDocument/2006/math" xmlns:v="urn:schemas-microsoft-com:vml" xmlns:wp14="http://schemas.microsoft.com/office/word/2010/wordprocessingDrawing" xmlns:wp="http://schemas.openxmlformats.org/drawingml/2006/wordprocessingDrawing" xmlns:w10="urn:schemas-microsoft-com:office:word" xmlns:w="http://schemas.openxmlformats.org/wordprocessingml/2006/main" xmlns:w14="http://schemas.microsoft.com/office/word/2010/wordml" xmlns:w15="http://schemas.microsoft.com/office/word/2012/wordml" xmlns:wpg="http://schemas.microsoft.com/office/word/2010/wordprocessingGroup" xmlns:wpi="http://schemas.microsoft.com/office/word/2010/wordprocessingInk" xmlns:wne="http://schemas.microsoft.com/office/word/2006/wordml" xmlns:a="http://schemas.openxmlformats.org/drawingml/2006/main" xmlns:wps="http://schemas.microsoft.com/office/word/2010/wordprocessingShape" mc:Ignorable="w14 w15 wp14">
-  <w:p>
-    <w:pPr>
-      <w:pBdr/>
-      <w:spacing/>
-      <w:ind/>
-      <w:jc w:val="center"/>
-      <w:rPr>
-        <w:highlight w:val="none"/>
-      </w:rPr>
-    </w:pPr>
-    <w:r>
-      <w:t xml:space="preserve">{{p </w:t>
-    </w:r>
-    <w:r>
-      <w:t xml:space="preserve">include_docx_template</w:t>
-    </w:r>
-    <w:r>
-      <w:t xml:space="preserve">(</w:t>
-    </w:r>
-    <w:r>
-      <w:t xml:space="preserve">l</w:t>
-    </w:r>
-    <w:r>
-      <w:t xml:space="preserve">f</w:t>
-    </w:r>
-    <w:r>
-      <w:t xml:space="preserve">Var</w:t>
-    </w:r>
-    <w:r>
-      <w:t xml:space="preserve">) }</w:t>
-    </w:r>
-    <w:r>
-      <w:t xml:space="preserve">}</w:t>
-    </w:r>
-    <w:r/>
-    <w:r/>
-    <w:r/>
-    <w:r/>
-    <w:r/>
-  </w:p>
-  <w:p>
-    <w:pPr>
-      <w:pBdr/>
-      <w:spacing/>
-      <w:ind/>
-      <w:jc w:val="center"/>
-      <w:rPr/>
-    </w:pPr>
-    <w:r>
-      <w:rPr>
-        <w:highlight w:val="none"/>
-      </w:rPr>
-    </w:r>
-    <w:r>
-      <w:rPr>
-        <w:highlight w:val="none"/>
-      </w:rPr>
-    </w:r>
-  </w:p>
+  <w:p/>
 </w:ftr>
 </file>
 
@@ -5000,38 +4942,7 @@
 
 <file path=word/header1.xml><?xml version="1.0" encoding="utf-8"?>
 <w:hdr xmlns:wpc="http://schemas.microsoft.com/office/word/2010/wordprocessingCanvas" xmlns:mc="http://schemas.openxmlformats.org/markup-compatibility/2006" xmlns:o="urn:schemas-microsoft-com:office:office" xmlns:r="http://schemas.openxmlformats.org/officeDocument/2006/relationships" xmlns:m="http://schemas.openxmlformats.org/officeDocument/2006/math" xmlns:v="urn:schemas-microsoft-com:vml" xmlns:wp14="http://schemas.microsoft.com/office/word/2010/wordprocessingDrawing" xmlns:wp="http://schemas.openxmlformats.org/drawingml/2006/wordprocessingDrawing" xmlns:w10="urn:schemas-microsoft-com:office:word" xmlns:w="http://schemas.openxmlformats.org/wordprocessingml/2006/main" xmlns:w14="http://schemas.microsoft.com/office/word/2010/wordml" xmlns:w15="http://schemas.microsoft.com/office/word/2012/wordml" xmlns:wpg="http://schemas.microsoft.com/office/word/2010/wordprocessingGroup" xmlns:wpi="http://schemas.microsoft.com/office/word/2010/wordprocessingInk" xmlns:wne="http://schemas.microsoft.com/office/word/2006/wordml" xmlns:a="http://schemas.openxmlformats.org/drawingml/2006/main" xmlns:wps="http://schemas.microsoft.com/office/word/2010/wordprocessingShape" mc:Ignorable="w14 w15 wp14">
-  <w:p>
-    <w:pPr>
-      <w:pBdr/>
-      <w:spacing/>
-      <w:ind/>
-      <w:jc w:val="center"/>
-      <w:rPr/>
-    </w:pPr>
-    <w:r>
-      <w:t xml:space="preserve">{{p </w:t>
-    </w:r>
-    <w:r>
-      <w:t xml:space="preserve">include_docx_template</w:t>
-    </w:r>
-    <w:r>
-      <w:t xml:space="preserve">(</w:t>
-    </w:r>
-    <w:r>
-      <w:t xml:space="preserve">lhVar</w:t>
-    </w:r>
-    <w:r>
-      <w:t xml:space="preserve">) }</w:t>
-    </w:r>
-    <w:r>
-      <w:t xml:space="preserve">}</w:t>
-    </w:r>
-    <w:r/>
-    <w:r/>
-    <w:r/>
-    <w:r/>
-    <w:r/>
-  </w:p>
+  <w:p/>
 </w:hdr>
 </file>
 
